--- a/crates/unluminous-word/tests/fixtures/headers.docx
+++ b/crates/unluminous-word/tests/fixtures/headers.docx
@@ -778,7 +778,7 @@
     <w:link w:val="Heading1Char"/>
     <w:uiPriority w:val="9"/>
     <w:qFormat/>
-    <w:rsid w:val="00C32AE0"/>
+    <w:rsid w:val="006B4AC3"/>
     <w:pPr>
       <w:keepNext/>
       <w:keepLines/>
@@ -801,7 +801,7 @@
     <w:semiHidden/>
     <w:unhideWhenUsed/>
     <w:qFormat/>
-    <w:rsid w:val="00C32AE0"/>
+    <w:rsid w:val="006B4AC3"/>
     <w:pPr>
       <w:keepNext/>
       <w:keepLines/>
@@ -824,7 +824,7 @@
     <w:semiHidden/>
     <w:unhideWhenUsed/>
     <w:qFormat/>
-    <w:rsid w:val="00C32AE0"/>
+    <w:rsid w:val="006B4AC3"/>
     <w:pPr>
       <w:keepNext/>
       <w:keepLines/>
@@ -847,7 +847,7 @@
     <w:semiHidden/>
     <w:unhideWhenUsed/>
     <w:qFormat/>
-    <w:rsid w:val="00C32AE0"/>
+    <w:rsid w:val="006B4AC3"/>
     <w:pPr>
       <w:keepNext/>
       <w:keepLines/>
@@ -870,7 +870,7 @@
     <w:semiHidden/>
     <w:unhideWhenUsed/>
     <w:qFormat/>
-    <w:rsid w:val="00C32AE0"/>
+    <w:rsid w:val="006B4AC3"/>
     <w:pPr>
       <w:keepNext/>
       <w:keepLines/>
@@ -891,7 +891,7 @@
     <w:semiHidden/>
     <w:unhideWhenUsed/>
     <w:qFormat/>
-    <w:rsid w:val="00C32AE0"/>
+    <w:rsid w:val="006B4AC3"/>
     <w:pPr>
       <w:keepNext/>
       <w:keepLines/>
@@ -914,7 +914,7 @@
     <w:semiHidden/>
     <w:unhideWhenUsed/>
     <w:qFormat/>
-    <w:rsid w:val="00C32AE0"/>
+    <w:rsid w:val="006B4AC3"/>
     <w:pPr>
       <w:keepNext/>
       <w:keepLines/>
@@ -935,7 +935,7 @@
     <w:semiHidden/>
     <w:unhideWhenUsed/>
     <w:qFormat/>
-    <w:rsid w:val="00C32AE0"/>
+    <w:rsid w:val="006B4AC3"/>
     <w:pPr>
       <w:keepNext/>
       <w:keepLines/>
@@ -958,7 +958,7 @@
     <w:semiHidden/>
     <w:unhideWhenUsed/>
     <w:qFormat/>
-    <w:rsid w:val="00C32AE0"/>
+    <w:rsid w:val="006B4AC3"/>
     <w:pPr>
       <w:keepNext/>
       <w:keepLines/>
@@ -1001,7 +1001,7 @@
     <w:basedOn w:val="DefaultParagraphFont"/>
     <w:link w:val="Heading1"/>
     <w:uiPriority w:val="9"/>
-    <w:rsid w:val="00C32AE0"/>
+    <w:rsid w:val="006B4AC3"/>
     <w:rPr>
       <w:rFonts w:asciiTheme="majorHAnsi" w:eastAsiaTheme="majorEastAsia" w:hAnsiTheme="majorHAnsi" w:cstheme="majorBidi"/>
       <w:color w:val="0F4761" w:themeColor="accent1" w:themeShade="BF"/>
@@ -1015,7 +1015,7 @@
     <w:link w:val="Heading2"/>
     <w:uiPriority w:val="9"/>
     <w:semiHidden/>
-    <w:rsid w:val="00C32AE0"/>
+    <w:rsid w:val="006B4AC3"/>
     <w:rPr>
       <w:rFonts w:asciiTheme="majorHAnsi" w:eastAsiaTheme="majorEastAsia" w:hAnsiTheme="majorHAnsi" w:cstheme="majorBidi"/>
       <w:color w:val="0F4761" w:themeColor="accent1" w:themeShade="BF"/>
@@ -1029,7 +1029,7 @@
     <w:link w:val="Heading3"/>
     <w:uiPriority w:val="9"/>
     <w:semiHidden/>
-    <w:rsid w:val="00C32AE0"/>
+    <w:rsid w:val="006B4AC3"/>
     <w:rPr>
       <w:rFonts w:eastAsiaTheme="majorEastAsia" w:cstheme="majorBidi"/>
       <w:color w:val="0F4761" w:themeColor="accent1" w:themeShade="BF"/>
@@ -1043,7 +1043,7 @@
     <w:link w:val="Heading4"/>
     <w:uiPriority w:val="9"/>
     <w:semiHidden/>
-    <w:rsid w:val="00C32AE0"/>
+    <w:rsid w:val="006B4AC3"/>
     <w:rPr>
       <w:rFonts w:eastAsiaTheme="majorEastAsia" w:cstheme="majorBidi"/>
       <w:i/>
@@ -1057,7 +1057,7 @@
     <w:link w:val="Heading5"/>
     <w:uiPriority w:val="9"/>
     <w:semiHidden/>
-    <w:rsid w:val="00C32AE0"/>
+    <w:rsid w:val="006B4AC3"/>
     <w:rPr>
       <w:rFonts w:eastAsiaTheme="majorEastAsia" w:cstheme="majorBidi"/>
       <w:color w:val="0F4761" w:themeColor="accent1" w:themeShade="BF"/>
@@ -1069,7 +1069,7 @@
     <w:link w:val="Heading6"/>
     <w:uiPriority w:val="9"/>
     <w:semiHidden/>
-    <w:rsid w:val="00C32AE0"/>
+    <w:rsid w:val="006B4AC3"/>
     <w:rPr>
       <w:rFonts w:eastAsiaTheme="majorEastAsia" w:cstheme="majorBidi"/>
       <w:i/>
@@ -1083,7 +1083,7 @@
     <w:link w:val="Heading7"/>
     <w:uiPriority w:val="9"/>
     <w:semiHidden/>
-    <w:rsid w:val="00C32AE0"/>
+    <w:rsid w:val="006B4AC3"/>
     <w:rPr>
       <w:rFonts w:eastAsiaTheme="majorEastAsia" w:cstheme="majorBidi"/>
       <w:color w:val="595959" w:themeColor="text1" w:themeTint="A6"/>
@@ -1095,7 +1095,7 @@
     <w:link w:val="Heading8"/>
     <w:uiPriority w:val="9"/>
     <w:semiHidden/>
-    <w:rsid w:val="00C32AE0"/>
+    <w:rsid w:val="006B4AC3"/>
     <w:rPr>
       <w:rFonts w:eastAsiaTheme="majorEastAsia" w:cstheme="majorBidi"/>
       <w:i/>
@@ -1109,7 +1109,7 @@
     <w:link w:val="Heading9"/>
     <w:uiPriority w:val="9"/>
     <w:semiHidden/>
-    <w:rsid w:val="00C32AE0"/>
+    <w:rsid w:val="006B4AC3"/>
     <w:rPr>
       <w:rFonts w:eastAsiaTheme="majorEastAsia" w:cstheme="majorBidi"/>
       <w:color w:val="272727" w:themeColor="text1" w:themeTint="D8"/>
@@ -1122,7 +1122,7 @@
     <w:link w:val="TitleChar"/>
     <w:uiPriority w:val="10"/>
     <w:qFormat/>
-    <w:rsid w:val="00C32AE0"/>
+    <w:rsid w:val="006B4AC3"/>
     <w:pPr>
       <w:spacing w:after="80" w:line="240" w:lineRule="auto"/>
       <w:contextualSpacing/>
@@ -1140,7 +1140,7 @@
     <w:basedOn w:val="DefaultParagraphFont"/>
     <w:link w:val="Title"/>
     <w:uiPriority w:val="10"/>
-    <w:rsid w:val="00C32AE0"/>
+    <w:rsid w:val="006B4AC3"/>
     <w:rPr>
       <w:rFonts w:asciiTheme="majorHAnsi" w:eastAsiaTheme="majorEastAsia" w:hAnsiTheme="majorHAnsi" w:cstheme="majorBidi"/>
       <w:spacing w:val="-10"/>
@@ -1156,7 +1156,7 @@
     <w:link w:val="SubtitleChar"/>
     <w:uiPriority w:val="11"/>
     <w:qFormat/>
-    <w:rsid w:val="00C32AE0"/>
+    <w:rsid w:val="006B4AC3"/>
     <w:pPr>
       <w:numPr>
         <w:ilvl w:val="1"/>
@@ -1175,7 +1175,7 @@
     <w:basedOn w:val="DefaultParagraphFont"/>
     <w:link w:val="Subtitle"/>
     <w:uiPriority w:val="11"/>
-    <w:rsid w:val="00C32AE0"/>
+    <w:rsid w:val="006B4AC3"/>
     <w:rPr>
       <w:rFonts w:eastAsiaTheme="majorEastAsia" w:cstheme="majorBidi"/>
       <w:color w:val="595959" w:themeColor="text1" w:themeTint="A6"/>
@@ -1191,7 +1191,7 @@
     <w:link w:val="QuoteChar"/>
     <w:uiPriority w:val="29"/>
     <w:qFormat/>
-    <w:rsid w:val="00C32AE0"/>
+    <w:rsid w:val="006B4AC3"/>
     <w:pPr>
       <w:spacing w:before="160"/>
       <w:jc w:val="center"/>
@@ -1207,7 +1207,7 @@
     <w:basedOn w:val="DefaultParagraphFont"/>
     <w:link w:val="Quote"/>
     <w:uiPriority w:val="29"/>
-    <w:rsid w:val="00C32AE0"/>
+    <w:rsid w:val="006B4AC3"/>
     <w:rPr>
       <w:i/>
       <w:iCs/>
@@ -1219,7 +1219,7 @@
     <w:basedOn w:val="Normal"/>
     <w:uiPriority w:val="34"/>
     <w:qFormat/>
-    <w:rsid w:val="00C32AE0"/>
+    <w:rsid w:val="006B4AC3"/>
     <w:pPr>
       <w:ind w:left="720"/>
       <w:contextualSpacing/>
@@ -1230,7 +1230,7 @@
     <w:basedOn w:val="DefaultParagraphFont"/>
     <w:uiPriority w:val="21"/>
     <w:qFormat/>
-    <w:rsid w:val="00C32AE0"/>
+    <w:rsid w:val="006B4AC3"/>
     <w:rPr>
       <w:i/>
       <w:iCs/>
@@ -1244,7 +1244,7 @@
     <w:link w:val="IntenseQuoteChar"/>
     <w:uiPriority w:val="30"/>
     <w:qFormat/>
-    <w:rsid w:val="00C32AE0"/>
+    <w:rsid w:val="006B4AC3"/>
     <w:pPr>
       <w:pBdr>
         <w:top w:val="single" w:sz="4" w:space="10" w:color="0F4761" w:themeColor="accent1" w:themeShade="BF"/>
@@ -1265,7 +1265,7 @@
     <w:basedOn w:val="DefaultParagraphFont"/>
     <w:link w:val="IntenseQuote"/>
     <w:uiPriority w:val="30"/>
-    <w:rsid w:val="00C32AE0"/>
+    <w:rsid w:val="006B4AC3"/>
     <w:rPr>
       <w:i/>
       <w:iCs/>
@@ -1277,7 +1277,7 @@
     <w:basedOn w:val="DefaultParagraphFont"/>
     <w:uiPriority w:val="32"/>
     <w:qFormat/>
-    <w:rsid w:val="00C32AE0"/>
+    <w:rsid w:val="006B4AC3"/>
     <w:rPr>
       <w:b/>
       <w:bCs/>
@@ -1292,7 +1292,7 @@
     <w:link w:val="HeaderChar"/>
     <w:uiPriority w:val="99"/>
     <w:unhideWhenUsed/>
-    <w:rsid w:val="00C32AE0"/>
+    <w:rsid w:val="006B4AC3"/>
     <w:pPr>
       <w:tabs>
         <w:tab w:val="center" w:pos="4680"/>
@@ -1306,7 +1306,7 @@
     <w:basedOn w:val="DefaultParagraphFont"/>
     <w:link w:val="Header"/>
     <w:uiPriority w:val="99"/>
-    <w:rsid w:val="00C32AE0"/>
+    <w:rsid w:val="006B4AC3"/>
   </w:style>
   <w:style w:type="paragraph" w:styleId="Footer">
     <w:name w:val="footer"/>
@@ -1314,7 +1314,7 @@
     <w:link w:val="FooterChar"/>
     <w:uiPriority w:val="99"/>
     <w:unhideWhenUsed/>
-    <w:rsid w:val="00C32AE0"/>
+    <w:rsid w:val="006B4AC3"/>
     <w:pPr>
       <w:tabs>
         <w:tab w:val="center" w:pos="4680"/>
@@ -1328,7 +1328,7 @@
     <w:basedOn w:val="DefaultParagraphFont"/>
     <w:link w:val="Footer"/>
     <w:uiPriority w:val="99"/>
-    <w:rsid w:val="00C32AE0"/>
+    <w:rsid w:val="006B4AC3"/>
   </w:style>
 </w:styles>
 </file>
